--- a/docs/services-reference.docx
+++ b/docs/services-reference.docx
@@ -5002,6 +5002,1627 @@
         <w:t xml:space="preserve">);</w:t>
       </w:r>
     </w:p>
+    <w:p>
+      <w:pPr>
+        <w:spacing w:after="60" w:before="0"/>
+      </w:pPr>
+      <w:r>
+        <w:t xml:space="preserve"/>
+      </w:r>
+    </w:p>
+    <w:p>
+      <w:pPr>
+        <w:spacing w:after="60" w:before="0"/>
+      </w:pPr>
+      <w:r>
+        <w:t xml:space="preserve"/>
+      </w:r>
+    </w:p>
+    <w:p>
+      <w:pPr>
+        <w:pStyle w:val="Heading2"/>
+        <w:spacing w:before="320" w:after="120"/>
+        <w:outlineLvl w:val="1"/>
+      </w:pPr>
+      <w:r>
+        <w:t>4.1 Activity Log Architecture &amp; Visibility Rules</w:t>
+      </w:r>
+    </w:p>
+    <w:p>
+      <w:pPr>
+        <w:spacing w:after="60" w:before="60"/>
+      </w:pPr>
+      <w:r>
+        <w:rPr>
+          <w:rFonts w:ascii="Arial" w:cs="Arial" w:eastAsia="Arial" w:hAnsi="Arial"/>
+          <w:b/>
+          <w:bCs/>
+          <w:color w:val="000000"/>
+          <w:sz w:val="18"/>
+          <w:szCs w:val="18"/>
+        </w:rPr>
+        <w:t xml:space="preserve">Single table for all actors.</w:t>
+      </w:r>
+      <w:r>
+        <w:rPr>
+          <w:rFonts w:ascii="Arial" w:cs="Arial" w:eastAsia="Arial" w:hAnsi="Arial"/>
+          <w:b w:val="false"/>
+          <w:bCs w:val="false"/>
+          <w:color w:val="000000"/>
+          <w:sz w:val="18"/>
+          <w:szCs w:val="18"/>
+        </w:rPr>
+        <w:t xml:space="preserve"> Both tenant users and platform admins write to the same </w:t>
+      </w:r>
+      <w:r>
+        <w:rPr>
+          <w:rFonts w:ascii="Courier New" w:cs="Courier New" w:eastAsia="Courier New" w:hAnsi="Courier New"/>
+          <w:color w:val="000000"/>
+          <w:sz w:val="17"/>
+          <w:szCs w:val="17"/>
+        </w:rPr>
+        <w:t xml:space="preserve">user_activity_logs</w:t>
+      </w:r>
+      <w:r>
+        <w:rPr>
+          <w:rFonts w:ascii="Arial" w:cs="Arial" w:eastAsia="Arial" w:hAnsi="Arial"/>
+          <w:b w:val="false"/>
+          <w:bCs w:val="false"/>
+          <w:color w:val="000000"/>
+          <w:sz w:val="18"/>
+          <w:szCs w:val="18"/>
+        </w:rPr>
+        <w:t xml:space="preserve"> table. The </w:t>
+      </w:r>
+      <w:r>
+        <w:rPr>
+          <w:rFonts w:ascii="Courier New" w:cs="Courier New" w:eastAsia="Courier New" w:hAnsi="Courier New"/>
+          <w:color w:val="000000"/>
+          <w:sz w:val="17"/>
+          <w:szCs w:val="17"/>
+        </w:rPr>
+        <w:t xml:space="preserve">actor_type</w:t>
+      </w:r>
+      <w:r>
+        <w:rPr>
+          <w:rFonts w:ascii="Arial" w:cs="Arial" w:eastAsia="Arial" w:hAnsi="Arial"/>
+          <w:b w:val="false"/>
+          <w:bCs w:val="false"/>
+          <w:color w:val="000000"/>
+          <w:sz w:val="18"/>
+          <w:szCs w:val="18"/>
+        </w:rPr>
+        <w:t xml:space="preserve"> column distinguishes them:</w:t>
+      </w:r>
+    </w:p>
+    <w:tbl>
+      <w:tblPr>
+        <w:tblW w:type="dxa" w:w="9500"/>
+        <w:tblBorders>
+          <w:top w:val="single" w:color="auto" w:sz="4"/>
+          <w:left w:val="single" w:color="auto" w:sz="4"/>
+          <w:bottom w:val="single" w:color="auto" w:sz="4"/>
+          <w:right w:val="single" w:color="auto" w:sz="4"/>
+          <w:insideH w:val="single" w:color="auto" w:sz="4"/>
+          <w:insideV w:val="single" w:color="auto" w:sz="4"/>
+        </w:tblBorders>
+      </w:tblPr>
+      <w:tblGrid>
+        <w:gridCol w:w="2500"/>
+        <w:gridCol w:w="2500"/>
+        <w:gridCol w:w="4500"/>
+      </w:tblGrid>
+      <w:tr>
+        <w:trPr>
+          <w:tblHeader/>
+        </w:trPr>
+        <w:tc>
+          <w:tcPr>
+            <w:tcBorders>
+              <w:top w:val="single" w:color="CCCCCC" w:sz="4"/>
+              <w:left w:val="single" w:color="CCCCCC" w:sz="4"/>
+              <w:bottom w:val="single" w:color="CCCCCC" w:sz="4"/>
+              <w:right w:val="single" w:color="CCCCCC" w:sz="4"/>
+            </w:tcBorders>
+            <w:shd w:fill="E8EDF5" w:color="auto" w:val="clear"/>
+          </w:tcPr>
+          <w:p>
+            <w:pPr>
+              <w:spacing w:after="40" w:before="40"/>
+              <w:ind w:left="80" w:right="80"/>
+            </w:pPr>
+            <w:r>
+              <w:rPr>
+                <w:rFonts w:ascii="Arial" w:cs="Arial" w:eastAsia="Arial" w:hAnsi="Arial"/>
+                <w:b/>
+                <w:bCs/>
+                <w:color w:val="1F3864"/>
+                <w:sz w:val="18"/>
+                <w:szCs w:val="18"/>
+              </w:rPr>
+              <w:t xml:space="preserve">actor_type</w:t>
+            </w:r>
+          </w:p>
+        </w:tc>
+        <w:tc>
+          <w:tcPr>
+            <w:tcBorders>
+              <w:top w:val="single" w:color="CCCCCC" w:sz="4"/>
+              <w:left w:val="single" w:color="CCCCCC" w:sz="4"/>
+              <w:bottom w:val="single" w:color="CCCCCC" w:sz="4"/>
+              <w:right w:val="single" w:color="CCCCCC" w:sz="4"/>
+            </w:tcBorders>
+            <w:shd w:fill="E8EDF5" w:color="auto" w:val="clear"/>
+          </w:tcPr>
+          <w:p>
+            <w:pPr>
+              <w:spacing w:after="40" w:before="40"/>
+              <w:ind w:left="80" w:right="80"/>
+            </w:pPr>
+            <w:r>
+              <w:rPr>
+                <w:rFonts w:ascii="Arial" w:cs="Arial" w:eastAsia="Arial" w:hAnsi="Arial"/>
+                <w:b/>
+                <w:bCs/>
+                <w:color w:val="1F3864"/>
+                <w:sz w:val="18"/>
+                <w:szCs w:val="18"/>
+              </w:rPr>
+              <w:t xml:space="preserve">Who</w:t>
+            </w:r>
+          </w:p>
+        </w:tc>
+        <w:tc>
+          <w:tcPr>
+            <w:tcBorders>
+              <w:top w:val="single" w:color="CCCCCC" w:sz="4"/>
+              <w:left w:val="single" w:color="CCCCCC" w:sz="4"/>
+              <w:bottom w:val="single" w:color="CCCCCC" w:sz="4"/>
+              <w:right w:val="single" w:color="CCCCCC" w:sz="4"/>
+            </w:tcBorders>
+            <w:shd w:fill="E8EDF5" w:color="auto" w:val="clear"/>
+          </w:tcPr>
+          <w:p>
+            <w:pPr>
+              <w:spacing w:after="40" w:before="40"/>
+              <w:ind w:left="80" w:right="80"/>
+            </w:pPr>
+            <w:r>
+              <w:rPr>
+                <w:rFonts w:ascii="Arial" w:cs="Arial" w:eastAsia="Arial" w:hAnsi="Arial"/>
+                <w:b/>
+                <w:bCs/>
+                <w:color w:val="1F3864"/>
+                <w:sz w:val="18"/>
+                <w:szCs w:val="18"/>
+              </w:rPr>
+              <w:t xml:space="preserve">Notes</w:t>
+            </w:r>
+          </w:p>
+        </w:tc>
+      </w:tr>
+      <w:tr>
+        <w:tc>
+          <w:tcPr>
+            <w:tcBorders>
+              <w:top w:val="single" w:color="CCCCCC" w:sz="4"/>
+              <w:left w:val="single" w:color="CCCCCC" w:sz="4"/>
+              <w:bottom w:val="single" w:color="CCCCCC" w:sz="4"/>
+              <w:right w:val="single" w:color="CCCCCC" w:sz="4"/>
+            </w:tcBorders>
+          </w:tcPr>
+          <w:p>
+            <w:pPr>
+              <w:spacing w:after="40" w:before="40"/>
+              <w:ind w:left="80" w:right="80"/>
+            </w:pPr>
+            <w:r>
+              <w:rPr>
+                <w:rFonts w:ascii="Courier New" w:cs="Courier New" w:eastAsia="Courier New" w:hAnsi="Courier New"/>
+                <w:b/>
+                <w:bCs/>
+                <w:color w:val="000000"/>
+                <w:sz w:val="17"/>
+                <w:szCs w:val="17"/>
+              </w:rPr>
+              <w:t xml:space="preserve">tenant</w:t>
+            </w:r>
+          </w:p>
+        </w:tc>
+        <w:tc>
+          <w:tcPr>
+            <w:tcBorders>
+              <w:top w:val="single" w:color="CCCCCC" w:sz="4"/>
+              <w:left w:val="single" w:color="CCCCCC" w:sz="4"/>
+              <w:bottom w:val="single" w:color="CCCCCC" w:sz="4"/>
+              <w:right w:val="single" w:color="CCCCCC" w:sz="4"/>
+            </w:tcBorders>
+          </w:tcPr>
+          <w:p>
+            <w:pPr>
+              <w:spacing w:after="40" w:before="40"/>
+              <w:ind w:left="80" w:right="80"/>
+            </w:pPr>
+            <w:r>
+              <w:rPr>
+                <w:rFonts w:ascii="Arial" w:cs="Arial" w:eastAsia="Arial" w:hAnsi="Arial"/>
+                <w:b w:val="false"/>
+                <w:bCs w:val="false"/>
+                <w:color w:val="000000"/>
+                <w:sz w:val="18"/>
+                <w:szCs w:val="18"/>
+              </w:rPr>
+              <w:t xml:space="preserve">Company staff (users table)</w:t>
+            </w:r>
+          </w:p>
+        </w:tc>
+        <w:tc>
+          <w:tcPr>
+            <w:tcBorders>
+              <w:top w:val="single" w:color="CCCCCC" w:sz="4"/>
+              <w:left w:val="single" w:color="CCCCCC" w:sz="4"/>
+              <w:bottom w:val="single" w:color="CCCCCC" w:sz="4"/>
+              <w:right w:val="single" w:color="CCCCCC" w:sz="4"/>
+            </w:tcBorders>
+          </w:tcPr>
+          <w:p>
+            <w:pPr>
+              <w:spacing w:after="40" w:before="40"/>
+              <w:ind w:left="80" w:right="80"/>
+            </w:pPr>
+            <w:r>
+              <w:rPr>
+                <w:rFonts w:ascii="Arial" w:cs="Arial" w:eastAsia="Arial" w:hAnsi="Arial"/>
+                <w:b w:val="false"/>
+                <w:bCs w:val="false"/>
+                <w:color w:val="000000"/>
+                <w:sz w:val="18"/>
+                <w:szCs w:val="18"/>
+              </w:rPr>
+              <w:t xml:space="preserve">Default for all tenant controller logs</w:t>
+            </w:r>
+          </w:p>
+        </w:tc>
+      </w:tr>
+      <w:tr>
+        <w:tc>
+          <w:tcPr>
+            <w:tcBorders>
+              <w:top w:val="single" w:color="CCCCCC" w:sz="4"/>
+              <w:left w:val="single" w:color="CCCCCC" w:sz="4"/>
+              <w:bottom w:val="single" w:color="CCCCCC" w:sz="4"/>
+              <w:right w:val="single" w:color="CCCCCC" w:sz="4"/>
+            </w:tcBorders>
+          </w:tcPr>
+          <w:p>
+            <w:pPr>
+              <w:spacing w:after="40" w:before="40"/>
+              <w:ind w:left="80" w:right="80"/>
+            </w:pPr>
+            <w:r>
+              <w:rPr>
+                <w:rFonts w:ascii="Courier New" w:cs="Courier New" w:eastAsia="Courier New" w:hAnsi="Courier New"/>
+                <w:b/>
+                <w:bCs/>
+                <w:color w:val="000000"/>
+                <w:sz w:val="17"/>
+                <w:szCs w:val="17"/>
+              </w:rPr>
+              <w:t xml:space="preserve">superadmin</w:t>
+            </w:r>
+          </w:p>
+        </w:tc>
+        <w:tc>
+          <w:tcPr>
+            <w:tcBorders>
+              <w:top w:val="single" w:color="CCCCCC" w:sz="4"/>
+              <w:left w:val="single" w:color="CCCCCC" w:sz="4"/>
+              <w:bottom w:val="single" w:color="CCCCCC" w:sz="4"/>
+              <w:right w:val="single" w:color="CCCCCC" w:sz="4"/>
+            </w:tcBorders>
+          </w:tcPr>
+          <w:p>
+            <w:pPr>
+              <w:spacing w:after="40" w:before="40"/>
+              <w:ind w:left="80" w:right="80"/>
+            </w:pPr>
+            <w:r>
+              <w:rPr>
+                <w:rFonts w:ascii="Arial" w:cs="Arial" w:eastAsia="Arial" w:hAnsi="Arial"/>
+                <w:b w:val="false"/>
+                <w:bCs w:val="false"/>
+                <w:color w:val="000000"/>
+                <w:sz w:val="18"/>
+                <w:szCs w:val="18"/>
+              </w:rPr>
+              <w:t xml:space="preserve">Platform admins (platform_admins table)</w:t>
+            </w:r>
+          </w:p>
+        </w:tc>
+        <w:tc>
+          <w:tcPr>
+            <w:tcBorders>
+              <w:top w:val="single" w:color="CCCCCC" w:sz="4"/>
+              <w:left w:val="single" w:color="CCCCCC" w:sz="4"/>
+              <w:bottom w:val="single" w:color="CCCCCC" w:sz="4"/>
+              <w:right w:val="single" w:color="CCCCCC" w:sz="4"/>
+            </w:tcBorders>
+          </w:tcPr>
+          <w:p>
+            <w:pPr>
+              <w:spacing w:after="40" w:before="40"/>
+              <w:ind w:left="80" w:right="80"/>
+            </w:pPr>
+            <w:r>
+              <w:rPr>
+                <w:rFonts w:ascii="Arial" w:cs="Arial" w:eastAsia="Arial" w:hAnsi="Arial"/>
+                <w:b w:val="false"/>
+                <w:bCs w:val="false"/>
+                <w:color w:val="000000"/>
+                <w:sz w:val="18"/>
+                <w:szCs w:val="18"/>
+              </w:rPr>
+              <w:t xml:space="preserve">Logged when a platform admin acts — in a tenant context or platform-wide</w:t>
+            </w:r>
+          </w:p>
+        </w:tc>
+      </w:tr>
+    </w:tbl>
+    <w:p>
+      <w:pPr>
+        <w:spacing w:after="60" w:before="0"/>
+      </w:pPr>
+      <w:r>
+        <w:t xml:space="preserve"/>
+      </w:r>
+    </w:p>
+    <w:p>
+      <w:pPr>
+        <w:spacing w:after="60" w:before="60"/>
+      </w:pPr>
+      <w:r>
+        <w:rPr>
+          <w:rFonts w:ascii="Arial" w:cs="Arial" w:eastAsia="Arial" w:hAnsi="Arial"/>
+          <w:b/>
+          <w:bCs/>
+          <w:color w:val="000000"/>
+          <w:sz w:val="18"/>
+          <w:szCs w:val="18"/>
+        </w:rPr>
+        <w:t xml:space="preserve">No separate platform logging service.</w:t>
+      </w:r>
+      <w:r>
+        <w:rPr>
+          <w:rFonts w:ascii="Arial" w:cs="Arial" w:eastAsia="Arial" w:hAnsi="Arial"/>
+          <w:b w:val="false"/>
+          <w:bCs w:val="false"/>
+          <w:color w:val="000000"/>
+          <w:sz w:val="18"/>
+          <w:szCs w:val="18"/>
+        </w:rPr>
+        <w:t xml:space="preserve"> Do not create a </w:t>
+      </w:r>
+      <w:r>
+        <w:rPr>
+          <w:rFonts w:ascii="Courier New" w:cs="Courier New" w:eastAsia="Courier New" w:hAnsi="Courier New"/>
+          <w:color w:val="000000"/>
+          <w:sz w:val="17"/>
+          <w:szCs w:val="17"/>
+        </w:rPr>
+        <w:t xml:space="preserve">PlatformActivityLogService</w:t>
+      </w:r>
+      <w:r>
+        <w:rPr>
+          <w:rFonts w:ascii="Arial" w:cs="Arial" w:eastAsia="Arial" w:hAnsi="Arial"/>
+          <w:b w:val="false"/>
+          <w:bCs w:val="false"/>
+          <w:color w:val="000000"/>
+          <w:sz w:val="18"/>
+          <w:szCs w:val="18"/>
+        </w:rPr>
+        <w:t xml:space="preserve">. Always inject </w:t>
+      </w:r>
+      <w:r>
+        <w:rPr>
+          <w:rFonts w:ascii="Courier New" w:cs="Courier New" w:eastAsia="Courier New" w:hAnsi="Courier New"/>
+          <w:color w:val="000000"/>
+          <w:sz w:val="17"/>
+          <w:szCs w:val="17"/>
+        </w:rPr>
+        <w:t xml:space="preserve">UserActivityLogService</w:t>
+      </w:r>
+      <w:r>
+        <w:rPr>
+          <w:rFonts w:ascii="Arial" w:cs="Arial" w:eastAsia="Arial" w:hAnsi="Arial"/>
+          <w:b w:val="false"/>
+          <w:bCs w:val="false"/>
+          <w:color w:val="000000"/>
+          <w:sz w:val="18"/>
+          <w:szCs w:val="18"/>
+        </w:rPr>
+        <w:t xml:space="preserve"> and call </w:t>
+      </w:r>
+      <w:r>
+        <w:rPr>
+          <w:rFonts w:ascii="Courier New" w:cs="Courier New" w:eastAsia="Courier New" w:hAnsi="Courier New"/>
+          <w:color w:val="000000"/>
+          <w:sz w:val="17"/>
+          <w:szCs w:val="17"/>
+        </w:rPr>
+        <w:t xml:space="preserve">record()</w:t>
+      </w:r>
+      <w:r>
+        <w:rPr>
+          <w:rFonts w:ascii="Arial" w:cs="Arial" w:eastAsia="Arial" w:hAnsi="Arial"/>
+          <w:b w:val="false"/>
+          <w:bCs w:val="false"/>
+          <w:color w:val="000000"/>
+          <w:sz w:val="18"/>
+          <w:szCs w:val="18"/>
+        </w:rPr>
+        <w:t xml:space="preserve"> regardless of whether the actor is a tenant user or a platform admin.</w:t>
+      </w:r>
+    </w:p>
+    <w:p>
+      <w:pPr>
+        <w:spacing w:after="60" w:before="0"/>
+      </w:pPr>
+      <w:r>
+        <w:t xml:space="preserve"/>
+      </w:r>
+    </w:p>
+    <w:p>
+      <w:pPr>
+        <w:spacing w:after="60" w:before="60"/>
+      </w:pPr>
+      <w:r>
+        <w:rPr>
+          <w:rFonts w:ascii="Arial" w:cs="Arial" w:eastAsia="Arial" w:hAnsi="Arial"/>
+          <w:b/>
+          <w:bCs/>
+          <w:color w:val="000000"/>
+          <w:sz w:val="18"/>
+          <w:szCs w:val="18"/>
+        </w:rPr>
+        <w:t xml:space="preserve">Tenant activity logs page — visibility rules (</w:t>
+      </w:r>
+      <w:r>
+        <w:rPr>
+          <w:rFonts w:ascii="Courier New" w:cs="Courier New" w:eastAsia="Courier New" w:hAnsi="Courier New"/>
+          <w:color w:val="000000"/>
+          <w:sz w:val="17"/>
+          <w:szCs w:val="17"/>
+        </w:rPr>
+        <w:t xml:space="preserve">/dashboard/admin/activity-logs</w:t>
+      </w:r>
+      <w:r>
+        <w:rPr>
+          <w:rFonts w:ascii="Arial" w:cs="Arial" w:eastAsia="Arial" w:hAnsi="Arial"/>
+          <w:b/>
+          <w:bCs/>
+          <w:color w:val="000000"/>
+          <w:sz w:val="18"/>
+          <w:szCs w:val="18"/>
+        </w:rPr>
+        <w:t xml:space="preserve">):</w:t>
+      </w:r>
+    </w:p>
+    <w:p>
+      <w:pPr>
+        <w:spacing w:after="60" w:before="60"/>
+      </w:pPr>
+      <w:r>
+        <w:rPr>
+          <w:rFonts w:ascii="Arial" w:cs="Arial" w:eastAsia="Arial" w:hAnsi="Arial"/>
+          <w:b w:val="false"/>
+          <w:bCs w:val="false"/>
+          <w:color w:val="000000"/>
+          <w:sz w:val="18"/>
+          <w:szCs w:val="18"/>
+        </w:rPr>
+        <w:t xml:space="preserve">The page always shows </w:t>
+      </w:r>
+      <w:r>
+        <w:rPr>
+          <w:rFonts w:ascii="Courier New" w:cs="Courier New" w:eastAsia="Courier New" w:hAnsi="Courier New"/>
+          <w:color w:val="000000"/>
+          <w:sz w:val="17"/>
+          <w:szCs w:val="17"/>
+        </w:rPr>
+        <w:t xml:space="preserve">actor_type = 'tenant'</w:t>
+      </w:r>
+      <w:r>
+        <w:rPr>
+          <w:rFonts w:ascii="Arial" w:cs="Arial" w:eastAsia="Arial" w:hAnsi="Arial"/>
+          <w:b w:val="false"/>
+          <w:bCs w:val="false"/>
+          <w:color w:val="000000"/>
+          <w:sz w:val="18"/>
+          <w:szCs w:val="18"/>
+        </w:rPr>
+        <w:t xml:space="preserve"> rows. Platform admin rows are additionally shown based on the viewer’s platform permissions:</w:t>
+      </w:r>
+    </w:p>
+    <w:tbl>
+      <w:tblPr>
+        <w:tblW w:type="dxa" w:w="9500"/>
+        <w:tblBorders>
+          <w:top w:val="single" w:color="auto" w:sz="4"/>
+          <w:left w:val="single" w:color="auto" w:sz="4"/>
+          <w:bottom w:val="single" w:color="auto" w:sz="4"/>
+          <w:right w:val="single" w:color="auto" w:sz="4"/>
+          <w:insideH w:val="single" w:color="auto" w:sz="4"/>
+          <w:insideV w:val="single" w:color="auto" w:sz="4"/>
+        </w:tblBorders>
+      </w:tblPr>
+      <w:tblGrid>
+        <w:gridCol w:w="3800"/>
+        <w:gridCol w:w="5700"/>
+      </w:tblGrid>
+      <w:tr>
+        <w:trPr>
+          <w:tblHeader/>
+        </w:trPr>
+        <w:tc>
+          <w:tcPr>
+            <w:tcBorders>
+              <w:top w:val="single" w:color="CCCCCC" w:sz="4"/>
+              <w:left w:val="single" w:color="CCCCCC" w:sz="4"/>
+              <w:bottom w:val="single" w:color="CCCCCC" w:sz="4"/>
+              <w:right w:val="single" w:color="CCCCCC" w:sz="4"/>
+            </w:tcBorders>
+            <w:shd w:fill="E8EDF5" w:color="auto" w:val="clear"/>
+          </w:tcPr>
+          <w:p>
+            <w:pPr>
+              <w:spacing w:after="40" w:before="40"/>
+              <w:ind w:left="80" w:right="80"/>
+            </w:pPr>
+            <w:r>
+              <w:rPr>
+                <w:rFonts w:ascii="Arial" w:cs="Arial" w:eastAsia="Arial" w:hAnsi="Arial"/>
+                <w:b/>
+                <w:bCs/>
+                <w:color w:val="1F3864"/>
+                <w:sz w:val="18"/>
+                <w:szCs w:val="18"/>
+              </w:rPr>
+              <w:t xml:space="preserve">Viewer</w:t>
+            </w:r>
+          </w:p>
+        </w:tc>
+        <w:tc>
+          <w:tcPr>
+            <w:tcBorders>
+              <w:top w:val="single" w:color="CCCCCC" w:sz="4"/>
+              <w:left w:val="single" w:color="CCCCCC" w:sz="4"/>
+              <w:bottom w:val="single" w:color="CCCCCC" w:sz="4"/>
+              <w:right w:val="single" w:color="CCCCCC" w:sz="4"/>
+            </w:tcBorders>
+            <w:shd w:fill="E8EDF5" w:color="auto" w:val="clear"/>
+          </w:tcPr>
+          <w:p>
+            <w:pPr>
+              <w:spacing w:after="40" w:before="40"/>
+              <w:ind w:left="80" w:right="80"/>
+            </w:pPr>
+            <w:r>
+              <w:rPr>
+                <w:rFonts w:ascii="Arial" w:cs="Arial" w:eastAsia="Arial" w:hAnsi="Arial"/>
+                <w:b/>
+                <w:bCs/>
+                <w:color w:val="1F3864"/>
+                <w:sz w:val="18"/>
+                <w:szCs w:val="18"/>
+              </w:rPr>
+              <w:t xml:space="preserve">Sees</w:t>
+            </w:r>
+          </w:p>
+        </w:tc>
+      </w:tr>
+      <w:tr>
+        <w:tc>
+          <w:tcPr>
+            <w:tcBorders>
+              <w:top w:val="single" w:color="CCCCCC" w:sz="4"/>
+              <w:left w:val="single" w:color="CCCCCC" w:sz="4"/>
+              <w:bottom w:val="single" w:color="CCCCCC" w:sz="4"/>
+              <w:right w:val="single" w:color="CCCCCC" w:sz="4"/>
+            </w:tcBorders>
+          </w:tcPr>
+          <w:p>
+            <w:pPr>
+              <w:spacing w:after="40" w:before="40"/>
+              <w:ind w:left="80" w:right="80"/>
+            </w:pPr>
+            <w:r>
+              <w:rPr>
+                <w:rFonts w:ascii="Arial" w:cs="Arial" w:eastAsia="Arial" w:hAnsi="Arial"/>
+                <w:b w:val="false"/>
+                <w:bCs w:val="false"/>
+                <w:color w:val="000000"/>
+                <w:sz w:val="18"/>
+                <w:szCs w:val="18"/>
+              </w:rPr>
+              <w:t xml:space="preserve">Regular tenant user</w:t>
+            </w:r>
+          </w:p>
+        </w:tc>
+        <w:tc>
+          <w:tcPr>
+            <w:tcBorders>
+              <w:top w:val="single" w:color="CCCCCC" w:sz="4"/>
+              <w:left w:val="single" w:color="CCCCCC" w:sz="4"/>
+              <w:bottom w:val="single" w:color="CCCCCC" w:sz="4"/>
+              <w:right w:val="single" w:color="CCCCCC" w:sz="4"/>
+            </w:tcBorders>
+          </w:tcPr>
+          <w:p>
+            <w:pPr>
+              <w:spacing w:after="40" w:before="40"/>
+              <w:ind w:left="80" w:right="80"/>
+            </w:pPr>
+            <w:r>
+              <w:rPr>
+                <w:rFonts w:ascii="Arial" w:cs="Arial" w:eastAsia="Arial" w:hAnsi="Arial"/>
+                <w:b w:val="false"/>
+                <w:bCs w:val="false"/>
+                <w:color w:val="000000"/>
+                <w:sz w:val="18"/>
+                <w:szCs w:val="18"/>
+              </w:rPr>
+              <w:t xml:space="preserve">actor_type = 'tenant' only</w:t>
+            </w:r>
+          </w:p>
+        </w:tc>
+      </w:tr>
+      <w:tr>
+        <w:tc>
+          <w:tcPr>
+            <w:tcBorders>
+              <w:top w:val="single" w:color="CCCCCC" w:sz="4"/>
+              <w:left w:val="single" w:color="CCCCCC" w:sz="4"/>
+              <w:bottom w:val="single" w:color="CCCCCC" w:sz="4"/>
+              <w:right w:val="single" w:color="CCCCCC" w:sz="4"/>
+            </w:tcBorders>
+          </w:tcPr>
+          <w:p>
+            <w:pPr>
+              <w:spacing w:after="40" w:before="40"/>
+              <w:ind w:left="80" w:right="80"/>
+            </w:pPr>
+            <w:r>
+              <w:rPr>
+                <w:rFonts w:ascii="Arial" w:cs="Arial" w:eastAsia="Arial" w:hAnsi="Arial"/>
+                <w:b w:val="false"/>
+                <w:bCs w:val="false"/>
+                <w:color w:val="000000"/>
+                <w:sz w:val="18"/>
+                <w:szCs w:val="18"/>
+              </w:rPr>
+              <w:t xml:space="preserve">Platform admin with view_superadmin_activity_logs</w:t>
+            </w:r>
+          </w:p>
+        </w:tc>
+        <w:tc>
+          <w:tcPr>
+            <w:tcBorders>
+              <w:top w:val="single" w:color="CCCCCC" w:sz="4"/>
+              <w:left w:val="single" w:color="CCCCCC" w:sz="4"/>
+              <w:bottom w:val="single" w:color="CCCCCC" w:sz="4"/>
+              <w:right w:val="single" w:color="CCCCCC" w:sz="4"/>
+            </w:tcBorders>
+          </w:tcPr>
+          <w:p>
+            <w:pPr>
+              <w:spacing w:after="40" w:before="40"/>
+              <w:ind w:left="80" w:right="80"/>
+            </w:pPr>
+            <w:r>
+              <w:rPr>
+                <w:rFonts w:ascii="Arial" w:cs="Arial" w:eastAsia="Arial" w:hAnsi="Arial"/>
+                <w:b w:val="false"/>
+                <w:bCs w:val="false"/>
+                <w:color w:val="000000"/>
+                <w:sz w:val="18"/>
+                <w:szCs w:val="18"/>
+              </w:rPr>
+              <w:t xml:space="preserve">Tenant rows + non-owner platform admin rows for that company</w:t>
+            </w:r>
+          </w:p>
+        </w:tc>
+      </w:tr>
+      <w:tr>
+        <w:tc>
+          <w:tcPr>
+            <w:tcBorders>
+              <w:top w:val="single" w:color="CCCCCC" w:sz="4"/>
+              <w:left w:val="single" w:color="CCCCCC" w:sz="4"/>
+              <w:bottom w:val="single" w:color="CCCCCC" w:sz="4"/>
+              <w:right w:val="single" w:color="CCCCCC" w:sz="4"/>
+            </w:tcBorders>
+          </w:tcPr>
+          <w:p>
+            <w:pPr>
+              <w:spacing w:after="40" w:before="40"/>
+              <w:ind w:left="80" w:right="80"/>
+            </w:pPr>
+            <w:r>
+              <w:rPr>
+                <w:rFonts w:ascii="Arial" w:cs="Arial" w:eastAsia="Arial" w:hAnsi="Arial"/>
+                <w:b w:val="false"/>
+                <w:bCs w:val="false"/>
+                <w:color w:val="000000"/>
+                <w:sz w:val="18"/>
+                <w:szCs w:val="18"/>
+              </w:rPr>
+              <w:t xml:space="preserve">Platform admin with view_owner_activity_logs</w:t>
+            </w:r>
+          </w:p>
+        </w:tc>
+        <w:tc>
+          <w:tcPr>
+            <w:tcBorders>
+              <w:top w:val="single" w:color="CCCCCC" w:sz="4"/>
+              <w:left w:val="single" w:color="CCCCCC" w:sz="4"/>
+              <w:bottom w:val="single" w:color="CCCCCC" w:sz="4"/>
+              <w:right w:val="single" w:color="CCCCCC" w:sz="4"/>
+            </w:tcBorders>
+          </w:tcPr>
+          <w:p>
+            <w:pPr>
+              <w:spacing w:after="40" w:before="40"/>
+              <w:ind w:left="80" w:right="80"/>
+            </w:pPr>
+            <w:r>
+              <w:rPr>
+                <w:rFonts w:ascii="Arial" w:cs="Arial" w:eastAsia="Arial" w:hAnsi="Arial"/>
+                <w:b w:val="false"/>
+                <w:bCs w:val="false"/>
+                <w:color w:val="000000"/>
+                <w:sz w:val="18"/>
+                <w:szCs w:val="18"/>
+              </w:rPr>
+              <w:t xml:space="preserve">Tenant rows + ALL platform admin rows (including owner)</w:t>
+            </w:r>
+          </w:p>
+        </w:tc>
+      </w:tr>
+      <w:tr>
+        <w:tc>
+          <w:tcPr>
+            <w:tcBorders>
+              <w:top w:val="single" w:color="CCCCCC" w:sz="4"/>
+              <w:left w:val="single" w:color="CCCCCC" w:sz="4"/>
+              <w:bottom w:val="single" w:color="CCCCCC" w:sz="4"/>
+              <w:right w:val="single" w:color="CCCCCC" w:sz="4"/>
+            </w:tcBorders>
+          </w:tcPr>
+          <w:p>
+            <w:pPr>
+              <w:spacing w:after="40" w:before="40"/>
+              <w:ind w:left="80" w:right="80"/>
+            </w:pPr>
+            <w:r>
+              <w:rPr>
+                <w:rFonts w:ascii="Arial" w:cs="Arial" w:eastAsia="Arial" w:hAnsi="Arial"/>
+                <w:b w:val="false"/>
+                <w:bCs w:val="false"/>
+                <w:color w:val="000000"/>
+                <w:sz w:val="18"/>
+                <w:szCs w:val="18"/>
+              </w:rPr>
+              <w:t xml:space="preserve">Platform owner</w:t>
+            </w:r>
+          </w:p>
+        </w:tc>
+        <w:tc>
+          <w:tcPr>
+            <w:tcBorders>
+              <w:top w:val="single" w:color="CCCCCC" w:sz="4"/>
+              <w:left w:val="single" w:color="CCCCCC" w:sz="4"/>
+              <w:bottom w:val="single" w:color="CCCCCC" w:sz="4"/>
+              <w:right w:val="single" w:color="CCCCCC" w:sz="4"/>
+            </w:tcBorders>
+          </w:tcPr>
+          <w:p>
+            <w:pPr>
+              <w:spacing w:after="40" w:before="40"/>
+              <w:ind w:left="80" w:right="80"/>
+            </w:pPr>
+            <w:r>
+              <w:rPr>
+                <w:rFonts w:ascii="Arial" w:cs="Arial" w:eastAsia="Arial" w:hAnsi="Arial"/>
+                <w:b w:val="false"/>
+                <w:bCs w:val="false"/>
+                <w:color w:val="000000"/>
+                <w:sz w:val="18"/>
+                <w:szCs w:val="18"/>
+              </w:rPr>
+              <w:t xml:space="preserve">Everything — bypasses all permission checks</w:t>
+            </w:r>
+          </w:p>
+        </w:tc>
+      </w:tr>
+    </w:tbl>
+    <w:p>
+      <w:pPr>
+        <w:spacing w:after="60" w:before="0"/>
+      </w:pPr>
+      <w:r>
+        <w:t xml:space="preserve"/>
+      </w:r>
+    </w:p>
+    <w:p>
+      <w:pPr>
+        <w:spacing w:after="60" w:before="60"/>
+      </w:pPr>
+      <w:r>
+        <w:rPr>
+          <w:rFonts w:ascii="Arial" w:cs="Arial" w:eastAsia="Arial" w:hAnsi="Arial"/>
+          <w:b/>
+          <w:bCs/>
+          <w:color w:val="000000"/>
+          <w:sz w:val="18"/>
+          <w:szCs w:val="18"/>
+        </w:rPr>
+        <w:t xml:space="preserve">Platform activity logs page — visibility rules (</w:t>
+      </w:r>
+      <w:r>
+        <w:rPr>
+          <w:rFonts w:ascii="Courier New" w:cs="Courier New" w:eastAsia="Courier New" w:hAnsi="Courier New"/>
+          <w:color w:val="000000"/>
+          <w:sz w:val="17"/>
+          <w:szCs w:val="17"/>
+        </w:rPr>
+        <w:t xml:space="preserve">/platform/activity-logs</w:t>
+      </w:r>
+      <w:r>
+        <w:rPr>
+          <w:rFonts w:ascii="Arial" w:cs="Arial" w:eastAsia="Arial" w:hAnsi="Arial"/>
+          <w:b/>
+          <w:bCs/>
+          <w:color w:val="000000"/>
+          <w:sz w:val="18"/>
+          <w:szCs w:val="18"/>
+        </w:rPr>
+        <w:t xml:space="preserve">):</w:t>
+      </w:r>
+    </w:p>
+    <w:p>
+      <w:pPr>
+        <w:spacing w:after="60" w:before="60"/>
+      </w:pPr>
+      <w:r>
+        <w:rPr>
+          <w:rFonts w:ascii="Arial" w:cs="Arial" w:eastAsia="Arial" w:hAnsi="Arial"/>
+          <w:b w:val="false"/>
+          <w:bCs w:val="false"/>
+          <w:color w:val="000000"/>
+          <w:sz w:val="18"/>
+          <w:szCs w:val="18"/>
+        </w:rPr>
+        <w:t xml:space="preserve">Shows only </w:t>
+      </w:r>
+      <w:r>
+        <w:rPr>
+          <w:rFonts w:ascii="Courier New" w:cs="Courier New" w:eastAsia="Courier New" w:hAnsi="Courier New"/>
+          <w:color w:val="000000"/>
+          <w:sz w:val="17"/>
+          <w:szCs w:val="17"/>
+        </w:rPr>
+        <w:t xml:space="preserve">actor_type = 'superadmin'</w:t>
+      </w:r>
+      <w:r>
+        <w:rPr>
+          <w:rFonts w:ascii="Arial" w:cs="Arial" w:eastAsia="Arial" w:hAnsi="Arial"/>
+          <w:b w:val="false"/>
+          <w:bCs w:val="false"/>
+          <w:color w:val="000000"/>
+          <w:sz w:val="18"/>
+          <w:szCs w:val="18"/>
+        </w:rPr>
+        <w:t xml:space="preserve"> rows. Access requires at least one of:</w:t>
+      </w:r>
+    </w:p>
+    <w:p>
+      <w:pPr>
+        <w:spacing w:after="40" w:before="40"/>
+        <w:ind w:left="360" w:hanging="180"/>
+      </w:pPr>
+      <w:r>
+        <w:rPr>
+          <w:rFonts w:ascii="Arial" w:cs="Arial" w:eastAsia="Arial" w:hAnsi="Arial"/>
+          <w:b w:val="false"/>
+          <w:bCs w:val="false"/>
+          <w:color w:val="000000"/>
+          <w:sz w:val="18"/>
+          <w:szCs w:val="18"/>
+        </w:rPr>
+        <w:t xml:space="preserve">•  </w:t>
+      </w:r>
+      <w:r>
+        <w:rPr>
+          <w:rFonts w:ascii="Courier New" w:cs="Courier New" w:eastAsia="Courier New" w:hAnsi="Courier New"/>
+          <w:color w:val="000000"/>
+          <w:sz w:val="17"/>
+          <w:szCs w:val="17"/>
+        </w:rPr>
+        <w:t xml:space="preserve">view_superadmin_activity_logs</w:t>
+      </w:r>
+      <w:r>
+        <w:rPr>
+          <w:rFonts w:ascii="Arial" w:cs="Arial" w:eastAsia="Arial" w:hAnsi="Arial"/>
+          <w:b w:val="false"/>
+          <w:bCs w:val="false"/>
+          <w:color w:val="000000"/>
+          <w:sz w:val="18"/>
+          <w:szCs w:val="18"/>
+        </w:rPr>
+        <w:t xml:space="preserve"> — sees non-owner platform admin logs</w:t>
+      </w:r>
+    </w:p>
+    <w:p>
+      <w:pPr>
+        <w:spacing w:after="40" w:before="40"/>
+        <w:ind w:left="360" w:hanging="180"/>
+      </w:pPr>
+      <w:r>
+        <w:rPr>
+          <w:rFonts w:ascii="Arial" w:cs="Arial" w:eastAsia="Arial" w:hAnsi="Arial"/>
+          <w:b w:val="false"/>
+          <w:bCs w:val="false"/>
+          <w:color w:val="000000"/>
+          <w:sz w:val="18"/>
+          <w:szCs w:val="18"/>
+        </w:rPr>
+        <w:t xml:space="preserve">•  </w:t>
+      </w:r>
+      <w:r>
+        <w:rPr>
+          <w:rFonts w:ascii="Courier New" w:cs="Courier New" w:eastAsia="Courier New" w:hAnsi="Courier New"/>
+          <w:color w:val="000000"/>
+          <w:sz w:val="17"/>
+          <w:szCs w:val="17"/>
+        </w:rPr>
+        <w:t xml:space="preserve">view_owner_activity_logs</w:t>
+      </w:r>
+      <w:r>
+        <w:rPr>
+          <w:rFonts w:ascii="Arial" w:cs="Arial" w:eastAsia="Arial" w:hAnsi="Arial"/>
+          <w:b w:val="false"/>
+          <w:bCs w:val="false"/>
+          <w:color w:val="000000"/>
+          <w:sz w:val="18"/>
+          <w:szCs w:val="18"/>
+        </w:rPr>
+        <w:t xml:space="preserve"> — sees all platform admin logs including owner</w:t>
+      </w:r>
+    </w:p>
+    <w:p>
+      <w:pPr>
+        <w:spacing w:after="40" w:before="40"/>
+        <w:ind w:left="360" w:hanging="180"/>
+      </w:pPr>
+      <w:r>
+        <w:rPr>
+          <w:rFonts w:ascii="Arial" w:cs="Arial" w:eastAsia="Arial" w:hAnsi="Arial"/>
+          <w:b w:val="false"/>
+          <w:bCs w:val="false"/>
+          <w:color w:val="000000"/>
+          <w:sz w:val="18"/>
+          <w:szCs w:val="18"/>
+        </w:rPr>
+        <w:t xml:space="preserve">•  Platform owner — sees everything, no permission check applied</w:t>
+      </w:r>
+    </w:p>
+    <w:p>
+      <w:pPr>
+        <w:spacing w:after="60" w:before="0"/>
+      </w:pPr>
+      <w:r>
+        <w:t xml:space="preserve"/>
+      </w:r>
+    </w:p>
+    <w:p>
+      <w:pPr>
+        <w:spacing w:after="60" w:before="60"/>
+      </w:pPr>
+      <w:r>
+        <w:rPr>
+          <w:rFonts w:ascii="Arial" w:cs="Arial" w:eastAsia="Arial" w:hAnsi="Arial"/>
+          <w:b w:val="false"/>
+          <w:bCs w:val="false"/>
+          <w:color w:val="000000"/>
+          <w:sz w:val="18"/>
+          <w:szCs w:val="18"/>
+        </w:rPr>
+        <w:t xml:space="preserve">Platform owners never appear in the Admin filter dropdown for users who lack </w:t>
+      </w:r>
+      <w:r>
+        <w:rPr>
+          <w:rFonts w:ascii="Courier New" w:cs="Courier New" w:eastAsia="Courier New" w:hAnsi="Courier New"/>
+          <w:color w:val="000000"/>
+          <w:sz w:val="17"/>
+          <w:szCs w:val="17"/>
+        </w:rPr>
+        <w:t xml:space="preserve">view_owner_activity_logs</w:t>
+      </w:r>
+      <w:r>
+        <w:rPr>
+          <w:rFonts w:ascii="Arial" w:cs="Arial" w:eastAsia="Arial" w:hAnsi="Arial"/>
+          <w:b w:val="false"/>
+          <w:bCs w:val="false"/>
+          <w:color w:val="000000"/>
+          <w:sz w:val="18"/>
+          <w:szCs w:val="18"/>
+        </w:rPr>
+        <w:t xml:space="preserve">. The query uses </w:t>
+      </w:r>
+      <w:r>
+        <w:rPr>
+          <w:rFonts w:ascii="Courier New" w:cs="Courier New" w:eastAsia="Courier New" w:hAnsi="Courier New"/>
+          <w:color w:val="000000"/>
+          <w:sz w:val="17"/>
+          <w:szCs w:val="17"/>
+        </w:rPr>
+        <w:t xml:space="preserve">INNER JOIN platform_admins</w:t>
+      </w:r>
+      <w:r>
+        <w:rPr>
+          <w:rFonts w:ascii="Arial" w:cs="Arial" w:eastAsia="Arial" w:hAnsi="Arial"/>
+          <w:b w:val="false"/>
+          <w:bCs w:val="false"/>
+          <w:color w:val="000000"/>
+          <w:sz w:val="18"/>
+          <w:szCs w:val="18"/>
+        </w:rPr>
+        <w:t xml:space="preserve"> (filtered to </w:t>
+      </w:r>
+      <w:r>
+        <w:rPr>
+          <w:rFonts w:ascii="Courier New" w:cs="Courier New" w:eastAsia="Courier New" w:hAnsi="Courier New"/>
+          <w:color w:val="000000"/>
+          <w:sz w:val="17"/>
+          <w:szCs w:val="17"/>
+        </w:rPr>
+        <w:t xml:space="preserve">is_platform_owner = 0</w:t>
+      </w:r>
+      <w:r>
+        <w:rPr>
+          <w:rFonts w:ascii="Arial" w:cs="Arial" w:eastAsia="Arial" w:hAnsi="Arial"/>
+          <w:b w:val="false"/>
+          <w:bCs w:val="false"/>
+          <w:color w:val="000000"/>
+          <w:sz w:val="18"/>
+          <w:szCs w:val="18"/>
+        </w:rPr>
+        <w:t xml:space="preserve">) when the owner restriction is active, ensuring owner rows are excluded from both the table and the count.</w:t>
+      </w:r>
+    </w:p>
+    <w:p>
+      <w:pPr>
+        <w:spacing w:after="60" w:before="0"/>
+      </w:pPr>
+      <w:r>
+        <w:t xml:space="preserve"/>
+      </w:r>
+    </w:p>
+    <w:p>
+      <w:pPr>
+        <w:spacing w:after="60" w:before="60"/>
+      </w:pPr>
+      <w:r>
+        <w:rPr>
+          <w:rFonts w:ascii="Arial" w:cs="Arial" w:eastAsia="Arial" w:hAnsi="Arial"/>
+          <w:b/>
+          <w:bCs/>
+          <w:color w:val="000000"/>
+          <w:sz w:val="18"/>
+          <w:szCs w:val="18"/>
+        </w:rPr>
+        <w:t xml:space="preserve">User name resolution.</w:t>
+      </w:r>
+      <w:r>
+        <w:rPr>
+          <w:rFonts w:ascii="Arial" w:cs="Arial" w:eastAsia="Arial" w:hAnsi="Arial"/>
+          <w:b w:val="false"/>
+          <w:bCs w:val="false"/>
+          <w:color w:val="000000"/>
+          <w:sz w:val="18"/>
+          <w:szCs w:val="18"/>
+        </w:rPr>
+        <w:t xml:space="preserve"> Platform admins are not in the </w:t>
+      </w:r>
+      <w:r>
+        <w:rPr>
+          <w:rFonts w:ascii="Courier New" w:cs="Courier New" w:eastAsia="Courier New" w:hAnsi="Courier New"/>
+          <w:color w:val="000000"/>
+          <w:sz w:val="17"/>
+          <w:szCs w:val="17"/>
+        </w:rPr>
+        <w:t xml:space="preserve">users</w:t>
+      </w:r>
+      <w:r>
+        <w:rPr>
+          <w:rFonts w:ascii="Arial" w:cs="Arial" w:eastAsia="Arial" w:hAnsi="Arial"/>
+          <w:b w:val="false"/>
+          <w:bCs w:val="false"/>
+          <w:color w:val="000000"/>
+          <w:sz w:val="18"/>
+          <w:szCs w:val="18"/>
+        </w:rPr>
+        <w:t xml:space="preserve"> table. The query joins both tables and uses COALESCE:</w:t>
+      </w:r>
+    </w:p>
+    <w:p>
+      <w:pPr>
+        <w:pBdr>
+          <w:top w:val="single" w:color="CCCCCC" w:sz="4"/>
+          <w:bottom w:val="none"/>
+          <w:left w:val="single" w:color="CCCCCC" w:sz="4"/>
+          <w:right w:val="single" w:color="CCCCCC" w:sz="4"/>
+        </w:pBdr>
+        <w:shd w:fill="F3F4F6" w:color="auto" w:val="clear"/>
+        <w:spacing w:after="0" w:before="0" w:line="240"/>
+        <w:ind w:left="288" w:right="288"/>
+      </w:pPr>
+      <w:r>
+        <w:rPr>
+          <w:rFonts w:ascii="Courier New" w:cs="Courier New" w:eastAsia="Courier New" w:hAnsi="Courier New"/>
+          <w:color w:val="000000"/>
+          <w:sz w:val="17"/>
+          <w:szCs w:val="17"/>
+        </w:rPr>
+        <w:t xml:space="preserve">LEFT JOIN platform_admins pa ON pa.id = ual.user_id AND ual.actor_type = 'superadmin'</w:t>
+      </w:r>
+    </w:p>
+    <w:p>
+      <w:pPr>
+        <w:pBdr>
+          <w:top w:val="none" w:color="CCCCCC" w:sz="4"/>
+          <w:bottom w:val="none"/>
+          <w:left w:val="single" w:color="CCCCCC" w:sz="4"/>
+          <w:right w:val="single" w:color="CCCCCC" w:sz="4"/>
+        </w:pBdr>
+        <w:shd w:fill="F3F4F6" w:color="auto" w:val="clear"/>
+        <w:spacing w:after="0" w:before="0" w:line="240"/>
+        <w:ind w:left="288" w:right="288"/>
+      </w:pPr>
+      <w:r>
+        <w:rPr>
+          <w:rFonts w:ascii="Courier New" w:cs="Courier New" w:eastAsia="Courier New" w:hAnsi="Courier New"/>
+          <w:color w:val="000000"/>
+          <w:sz w:val="17"/>
+          <w:szCs w:val="17"/>
+        </w:rPr>
+        <w:t xml:space="preserve">LEFT JOIN users u ON u.id = ual.user_id AND ual.actor_type = 'tenant'</w:t>
+      </w:r>
+    </w:p>
+    <w:p>
+      <w:pPr>
+        <w:pBdr>
+          <w:top w:val="none" w:color="CCCCCC" w:sz="4"/>
+          <w:bottom w:val="none"/>
+          <w:left w:val="single" w:color="CCCCCC" w:sz="4"/>
+          <w:right w:val="single" w:color="CCCCCC" w:sz="4"/>
+        </w:pBdr>
+        <w:shd w:fill="F3F4F6" w:color="auto" w:val="clear"/>
+        <w:spacing w:after="0" w:before="0" w:line="240"/>
+        <w:ind w:left="288" w:right="288"/>
+      </w:pPr>
+      <w:r>
+        <w:rPr>
+          <w:rFonts w:ascii="Courier New" w:cs="Courier New" w:eastAsia="Courier New" w:hAnsi="Courier New"/>
+          <w:color w:val="000000"/>
+          <w:sz w:val="17"/>
+          <w:szCs w:val="17"/>
+        </w:rPr>
+        <w:t xml:space="preserve">-- then in SELECT:</w:t>
+      </w:r>
+    </w:p>
+    <w:p>
+      <w:pPr>
+        <w:pBdr>
+          <w:top w:val="none" w:color="CCCCCC" w:sz="4"/>
+          <w:bottom w:val="single"/>
+          <w:left w:val="single" w:color="CCCCCC" w:sz="4"/>
+          <w:right w:val="single" w:color="CCCCCC" w:sz="4"/>
+        </w:pBdr>
+        <w:shd w:fill="F3F4F6" w:color="auto" w:val="clear"/>
+        <w:spacing w:after="0" w:before="0" w:line="240"/>
+        <w:ind w:left="288" w:right="288"/>
+      </w:pPr>
+      <w:r>
+        <w:rPr>
+          <w:rFonts w:ascii="Courier New" w:cs="Courier New" w:eastAsia="Courier New" w:hAnsi="Courier New"/>
+          <w:color w:val="000000"/>
+          <w:sz w:val="17"/>
+          <w:szCs w:val="17"/>
+        </w:rPr>
+        <w:t xml:space="preserve">COALESCE(pa.name, u.name) AS user_name</w:t>
+      </w:r>
+    </w:p>
+    <w:p>
+      <w:pPr>
+        <w:spacing w:after="60" w:before="0"/>
+      </w:pPr>
+      <w:r>
+        <w:t xml:space="preserve"/>
+      </w:r>
+    </w:p>
+    <w:p>
+      <w:pPr>
+        <w:spacing w:after="60" w:before="60"/>
+      </w:pPr>
+      <w:r>
+        <w:rPr>
+          <w:rFonts w:ascii="Arial" w:cs="Arial" w:eastAsia="Arial" w:hAnsi="Arial"/>
+          <w:b/>
+          <w:bCs/>
+          <w:color w:val="000000"/>
+          <w:sz w:val="18"/>
+          <w:szCs w:val="18"/>
+        </w:rPr>
+        <w:t xml:space="preserve">New platform permissions added (platform_permissions table):</w:t>
+      </w:r>
+    </w:p>
+    <w:tbl>
+      <w:tblPr>
+        <w:tblW w:type="dxa" w:w="9500"/>
+        <w:tblBorders>
+          <w:top w:val="single" w:color="auto" w:sz="4"/>
+          <w:left w:val="single" w:color="auto" w:sz="4"/>
+          <w:bottom w:val="single" w:color="auto" w:sz="4"/>
+          <w:right w:val="single" w:color="auto" w:sz="4"/>
+          <w:insideH w:val="single" w:color="auto" w:sz="4"/>
+          <w:insideV w:val="single" w:color="auto" w:sz="4"/>
+        </w:tblBorders>
+      </w:tblPr>
+      <w:tblGrid>
+        <w:gridCol w:w="1200"/>
+        <w:gridCol w:w="3000"/>
+        <w:gridCol w:w="2500"/>
+        <w:gridCol w:w="2800"/>
+      </w:tblGrid>
+      <w:tr>
+        <w:trPr>
+          <w:tblHeader/>
+        </w:trPr>
+        <w:tc>
+          <w:tcPr>
+            <w:tcBorders>
+              <w:top w:val="single" w:color="CCCCCC" w:sz="4"/>
+              <w:left w:val="single" w:color="CCCCCC" w:sz="4"/>
+              <w:bottom w:val="single" w:color="CCCCCC" w:sz="4"/>
+              <w:right w:val="single" w:color="CCCCCC" w:sz="4"/>
+            </w:tcBorders>
+            <w:shd w:fill="E8EDF5" w:color="auto" w:val="clear"/>
+          </w:tcPr>
+          <w:p>
+            <w:pPr>
+              <w:spacing w:after="40" w:before="40"/>
+              <w:ind w:left="80" w:right="80"/>
+            </w:pPr>
+            <w:r>
+              <w:rPr>
+                <w:rFonts w:ascii="Arial" w:cs="Arial" w:eastAsia="Arial" w:hAnsi="Arial"/>
+                <w:b/>
+                <w:bCs/>
+                <w:color w:val="1F3864"/>
+                <w:sz w:val="18"/>
+                <w:szCs w:val="18"/>
+              </w:rPr>
+              <w:t xml:space="preserve">id</w:t>
+            </w:r>
+          </w:p>
+        </w:tc>
+        <w:tc>
+          <w:tcPr>
+            <w:tcBorders>
+              <w:top w:val="single" w:color="CCCCCC" w:sz="4"/>
+              <w:left w:val="single" w:color="CCCCCC" w:sz="4"/>
+              <w:bottom w:val="single" w:color="CCCCCC" w:sz="4"/>
+              <w:right w:val="single" w:color="CCCCCC" w:sz="4"/>
+            </w:tcBorders>
+            <w:shd w:fill="E8EDF5" w:color="auto" w:val="clear"/>
+          </w:tcPr>
+          <w:p>
+            <w:pPr>
+              <w:spacing w:after="40" w:before="40"/>
+              <w:ind w:left="80" w:right="80"/>
+            </w:pPr>
+            <w:r>
+              <w:rPr>
+                <w:rFonts w:ascii="Arial" w:cs="Arial" w:eastAsia="Arial" w:hAnsi="Arial"/>
+                <w:b/>
+                <w:bCs/>
+                <w:color w:val="1F3864"/>
+                <w:sz w:val="18"/>
+                <w:szCs w:val="18"/>
+              </w:rPr>
+              <w:t xml:space="preserve">action_key</w:t>
+            </w:r>
+          </w:p>
+        </w:tc>
+        <w:tc>
+          <w:tcPr>
+            <w:tcBorders>
+              <w:top w:val="single" w:color="CCCCCC" w:sz="4"/>
+              <w:left w:val="single" w:color="CCCCCC" w:sz="4"/>
+              <w:bottom w:val="single" w:color="CCCCCC" w:sz="4"/>
+              <w:right w:val="single" w:color="CCCCCC" w:sz="4"/>
+            </w:tcBorders>
+            <w:shd w:fill="E8EDF5" w:color="auto" w:val="clear"/>
+          </w:tcPr>
+          <w:p>
+            <w:pPr>
+              <w:spacing w:after="40" w:before="40"/>
+              <w:ind w:left="80" w:right="80"/>
+            </w:pPr>
+            <w:r>
+              <w:rPr>
+                <w:rFonts w:ascii="Arial" w:cs="Arial" w:eastAsia="Arial" w:hAnsi="Arial"/>
+                <w:b/>
+                <w:bCs/>
+                <w:color w:val="1F3864"/>
+                <w:sz w:val="18"/>
+                <w:szCs w:val="18"/>
+              </w:rPr>
+              <w:t xml:space="preserve">name</w:t>
+            </w:r>
+          </w:p>
+        </w:tc>
+        <w:tc>
+          <w:tcPr>
+            <w:tcBorders>
+              <w:top w:val="single" w:color="CCCCCC" w:sz="4"/>
+              <w:left w:val="single" w:color="CCCCCC" w:sz="4"/>
+              <w:bottom w:val="single" w:color="CCCCCC" w:sz="4"/>
+              <w:right w:val="single" w:color="CCCCCC" w:sz="4"/>
+            </w:tcBorders>
+            <w:shd w:fill="E8EDF5" w:color="auto" w:val="clear"/>
+          </w:tcPr>
+          <w:p>
+            <w:pPr>
+              <w:spacing w:after="40" w:before="40"/>
+              <w:ind w:left="80" w:right="80"/>
+            </w:pPr>
+            <w:r>
+              <w:rPr>
+                <w:rFonts w:ascii="Arial" w:cs="Arial" w:eastAsia="Arial" w:hAnsi="Arial"/>
+                <w:b/>
+                <w:bCs/>
+                <w:color w:val="1F3864"/>
+                <w:sz w:val="18"/>
+                <w:szCs w:val="18"/>
+              </w:rPr>
+              <w:t xml:space="preserve">description</w:t>
+            </w:r>
+          </w:p>
+        </w:tc>
+      </w:tr>
+      <w:tr>
+        <w:tc>
+          <w:tcPr>
+            <w:tcBorders>
+              <w:top w:val="single" w:color="CCCCCC" w:sz="4"/>
+              <w:left w:val="single" w:color="CCCCCC" w:sz="4"/>
+              <w:bottom w:val="single" w:color="CCCCCC" w:sz="4"/>
+              <w:right w:val="single" w:color="CCCCCC" w:sz="4"/>
+            </w:tcBorders>
+          </w:tcPr>
+          <w:p>
+            <w:pPr>
+              <w:spacing w:after="40" w:before="40"/>
+              <w:ind w:left="80" w:right="80"/>
+            </w:pPr>
+            <w:r>
+              <w:rPr>
+                <w:rFonts w:ascii="Arial" w:cs="Arial" w:eastAsia="Arial" w:hAnsi="Arial"/>
+                <w:b w:val="false"/>
+                <w:bCs w:val="false"/>
+                <w:color w:val="000000"/>
+                <w:sz w:val="18"/>
+                <w:szCs w:val="18"/>
+              </w:rPr>
+              <w:t xml:space="preserve">(auto)</w:t>
+            </w:r>
+          </w:p>
+        </w:tc>
+        <w:tc>
+          <w:tcPr>
+            <w:tcBorders>
+              <w:top w:val="single" w:color="CCCCCC" w:sz="4"/>
+              <w:left w:val="single" w:color="CCCCCC" w:sz="4"/>
+              <w:bottom w:val="single" w:color="CCCCCC" w:sz="4"/>
+              <w:right w:val="single" w:color="CCCCCC" w:sz="4"/>
+            </w:tcBorders>
+          </w:tcPr>
+          <w:p>
+            <w:pPr>
+              <w:spacing w:after="40" w:before="40"/>
+              <w:ind w:left="80" w:right="80"/>
+            </w:pPr>
+            <w:r>
+              <w:rPr>
+                <w:rFonts w:ascii="Courier New" w:cs="Courier New" w:eastAsia="Courier New" w:hAnsi="Courier New"/>
+                <w:b/>
+                <w:bCs/>
+                <w:color w:val="000000"/>
+                <w:sz w:val="17"/>
+                <w:szCs w:val="17"/>
+              </w:rPr>
+              <w:t xml:space="preserve">VIEW_SUPERADMIN_ACTIVITY_LOGS</w:t>
+            </w:r>
+          </w:p>
+        </w:tc>
+        <w:tc>
+          <w:tcPr>
+            <w:tcBorders>
+              <w:top w:val="single" w:color="CCCCCC" w:sz="4"/>
+              <w:left w:val="single" w:color="CCCCCC" w:sz="4"/>
+              <w:bottom w:val="single" w:color="CCCCCC" w:sz="4"/>
+              <w:right w:val="single" w:color="CCCCCC" w:sz="4"/>
+            </w:tcBorders>
+          </w:tcPr>
+          <w:p>
+            <w:pPr>
+              <w:spacing w:after="40" w:before="40"/>
+              <w:ind w:left="80" w:right="80"/>
+            </w:pPr>
+            <w:r>
+              <w:rPr>
+                <w:rFonts w:ascii="Courier New" w:cs="Courier New" w:eastAsia="Courier New" w:hAnsi="Courier New"/>
+                <w:b/>
+                <w:bCs/>
+                <w:color w:val="000000"/>
+                <w:sz w:val="17"/>
+                <w:szCs w:val="17"/>
+              </w:rPr>
+              <w:t xml:space="preserve">view_superadmin_activity_logs</w:t>
+            </w:r>
+          </w:p>
+        </w:tc>
+        <w:tc>
+          <w:tcPr>
+            <w:tcBorders>
+              <w:top w:val="single" w:color="CCCCCC" w:sz="4"/>
+              <w:left w:val="single" w:color="CCCCCC" w:sz="4"/>
+              <w:bottom w:val="single" w:color="CCCCCC" w:sz="4"/>
+              <w:right w:val="single" w:color="CCCCCC" w:sz="4"/>
+            </w:tcBorders>
+          </w:tcPr>
+          <w:p>
+            <w:pPr>
+              <w:spacing w:after="40" w:before="40"/>
+              <w:ind w:left="80" w:right="80"/>
+            </w:pPr>
+            <w:r>
+              <w:rPr>
+                <w:rFonts w:ascii="Arial" w:cs="Arial" w:eastAsia="Arial" w:hAnsi="Arial"/>
+                <w:b w:val="false"/>
+                <w:bCs w:val="false"/>
+                <w:color w:val="000000"/>
+                <w:sz w:val="18"/>
+                <w:szCs w:val="18"/>
+              </w:rPr>
+              <w:t xml:space="preserve">View non-owner platform admin activity logs</w:t>
+            </w:r>
+          </w:p>
+        </w:tc>
+      </w:tr>
+      <w:tr>
+        <w:tc>
+          <w:tcPr>
+            <w:tcBorders>
+              <w:top w:val="single" w:color="CCCCCC" w:sz="4"/>
+              <w:left w:val="single" w:color="CCCCCC" w:sz="4"/>
+              <w:bottom w:val="single" w:color="CCCCCC" w:sz="4"/>
+              <w:right w:val="single" w:color="CCCCCC" w:sz="4"/>
+            </w:tcBorders>
+          </w:tcPr>
+          <w:p>
+            <w:pPr>
+              <w:spacing w:after="40" w:before="40"/>
+              <w:ind w:left="80" w:right="80"/>
+            </w:pPr>
+            <w:r>
+              <w:rPr>
+                <w:rFonts w:ascii="Arial" w:cs="Arial" w:eastAsia="Arial" w:hAnsi="Arial"/>
+                <w:b w:val="false"/>
+                <w:bCs w:val="false"/>
+                <w:color w:val="000000"/>
+                <w:sz w:val="18"/>
+                <w:szCs w:val="18"/>
+              </w:rPr>
+              <w:t xml:space="preserve">(auto)</w:t>
+            </w:r>
+          </w:p>
+        </w:tc>
+        <w:tc>
+          <w:tcPr>
+            <w:tcBorders>
+              <w:top w:val="single" w:color="CCCCCC" w:sz="4"/>
+              <w:left w:val="single" w:color="CCCCCC" w:sz="4"/>
+              <w:bottom w:val="single" w:color="CCCCCC" w:sz="4"/>
+              <w:right w:val="single" w:color="CCCCCC" w:sz="4"/>
+            </w:tcBorders>
+          </w:tcPr>
+          <w:p>
+            <w:pPr>
+              <w:spacing w:after="40" w:before="40"/>
+              <w:ind w:left="80" w:right="80"/>
+            </w:pPr>
+            <w:r>
+              <w:rPr>
+                <w:rFonts w:ascii="Courier New" w:cs="Courier New" w:eastAsia="Courier New" w:hAnsi="Courier New"/>
+                <w:b/>
+                <w:bCs/>
+                <w:color w:val="000000"/>
+                <w:sz w:val="17"/>
+                <w:szCs w:val="17"/>
+              </w:rPr>
+              <w:t xml:space="preserve">VIEW_OWNER_ACTIVITY_LOGS</w:t>
+            </w:r>
+          </w:p>
+        </w:tc>
+        <w:tc>
+          <w:tcPr>
+            <w:tcBorders>
+              <w:top w:val="single" w:color="CCCCCC" w:sz="4"/>
+              <w:left w:val="single" w:color="CCCCCC" w:sz="4"/>
+              <w:bottom w:val="single" w:color="CCCCCC" w:sz="4"/>
+              <w:right w:val="single" w:color="CCCCCC" w:sz="4"/>
+            </w:tcBorders>
+          </w:tcPr>
+          <w:p>
+            <w:pPr>
+              <w:spacing w:after="40" w:before="40"/>
+              <w:ind w:left="80" w:right="80"/>
+            </w:pPr>
+            <w:r>
+              <w:rPr>
+                <w:rFonts w:ascii="Courier New" w:cs="Courier New" w:eastAsia="Courier New" w:hAnsi="Courier New"/>
+                <w:b/>
+                <w:bCs/>
+                <w:color w:val="000000"/>
+                <w:sz w:val="17"/>
+                <w:szCs w:val="17"/>
+              </w:rPr>
+              <w:t xml:space="preserve">view_owner_activity_logs</w:t>
+            </w:r>
+          </w:p>
+        </w:tc>
+        <w:tc>
+          <w:tcPr>
+            <w:tcBorders>
+              <w:top w:val="single" w:color="CCCCCC" w:sz="4"/>
+              <w:left w:val="single" w:color="CCCCCC" w:sz="4"/>
+              <w:bottom w:val="single" w:color="CCCCCC" w:sz="4"/>
+              <w:right w:val="single" w:color="CCCCCC" w:sz="4"/>
+            </w:tcBorders>
+          </w:tcPr>
+          <w:p>
+            <w:pPr>
+              <w:spacing w:after="40" w:before="40"/>
+              <w:ind w:left="80" w:right="80"/>
+            </w:pPr>
+            <w:r>
+              <w:rPr>
+                <w:rFonts w:ascii="Arial" w:cs="Arial" w:eastAsia="Arial" w:hAnsi="Arial"/>
+                <w:b w:val="false"/>
+                <w:bCs w:val="false"/>
+                <w:color w:val="000000"/>
+                <w:sz w:val="18"/>
+                <w:szCs w:val="18"/>
+              </w:rPr>
+              <w:t xml:space="preserve">View platform owner activity logs</w:t>
+            </w:r>
+          </w:p>
+        </w:tc>
+      </w:tr>
+    </w:tbl>
     <w:p>
       <w:pPr>
         <w:spacing w:after="60" w:before="0"/>
